--- a/reports/report.docx
+++ b/reports/report.docx
@@ -3592,6 +3592,78 @@
           <w:p>
             <w:r>
               <w:t>2026-01-09</w:t>
+            </w:r>
+          </w:p>
+        </w:tc>
+        <w:tc>
+          <w:tcPr>
+            <w:tcW w:type="dxa" w:w="1749"/>
+          </w:tcPr>
+          <w:p>
+            <w:r>
+              <w:t>Nguyễn Đình Hải</w:t>
+            </w:r>
+          </w:p>
+        </w:tc>
+        <w:tc>
+          <w:tcPr>
+            <w:tcW w:type="dxa" w:w="1749"/>
+          </w:tcPr>
+          <w:p>
+            <w:r>
+              <w:t>242</w:t>
+            </w:r>
+          </w:p>
+        </w:tc>
+        <w:tc>
+          <w:tcPr>
+            <w:tcW w:type="dxa" w:w="1749"/>
+          </w:tcPr>
+          <w:p>
+            <w:r>
+              <w:t>241</w:t>
+            </w:r>
+          </w:p>
+        </w:tc>
+        <w:tc>
+          <w:tcPr>
+            <w:tcW w:type="dxa" w:w="1749"/>
+          </w:tcPr>
+          <w:p>
+            <w:r>
+              <w:t>1</w:t>
+            </w:r>
+          </w:p>
+        </w:tc>
+        <w:tc>
+          <w:tcPr>
+            <w:tcW w:type="dxa" w:w="1749"/>
+          </w:tcPr>
+          <w:p>
+            <w:r>
+              <w:t>1 camera không lên hình</w:t>
+            </w:r>
+          </w:p>
+        </w:tc>
+      </w:tr>
+      <w:tr>
+        <w:tc>
+          <w:tcPr>
+            <w:tcW w:type="dxa" w:w="1749"/>
+          </w:tcPr>
+          <w:p>
+            <w:r>
+              <w:t>NSG</w:t>
+            </w:r>
+          </w:p>
+        </w:tc>
+        <w:tc>
+          <w:tcPr>
+            <w:tcW w:type="dxa" w:w="1749"/>
+          </w:tcPr>
+          <w:p>
+            <w:r>
+              <w:t>2026-01-11</w:t>
             </w:r>
           </w:p>
         </w:tc>
